--- a/deliverables/Persian_SEO_Publication_Queue/EC-019-آفست-ابزار-و-صفر-قطعه/EC-019-آفست-ابزار-و-صفر-قطعه.docx
+++ b/deliverables/Persian_SEO_Publication_Queue/EC-019-آفست-ابزار-و-صفر-قطعه/EC-019-آفست-ابزار-و-صفر-قطعه.docx
@@ -682,7 +682,7 @@
         </w:rPr>
         <w:t xml:space="preserve">•  </w:t>
       </w:r>
-      <w:hyperlink w:history="1" r:id="rIdxr6bugeq9b35omwdyamh4">
+      <w:hyperlink w:history="1" r:id="rIds-oczsvwpmefl88pr1vwt">
         <w:r>
           <w:rPr>
             <w:rStyle w:val="Hyperlink"/>
@@ -712,7 +712,7 @@
         </w:rPr>
         <w:t xml:space="preserve">•  </w:t>
       </w:r>
-      <w:hyperlink w:history="1" r:id="rIdbnl6yvprguxronlfapnfe">
+      <w:hyperlink w:history="1" r:id="rIdb-r5hapk836wbtcev3yfi">
         <w:r>
           <w:rPr>
             <w:rStyle w:val="Hyperlink"/>
@@ -742,7 +742,7 @@
         </w:rPr>
         <w:t xml:space="preserve">•  </w:t>
       </w:r>
-      <w:hyperlink w:history="1" r:id="rIdm7yqz_mu-zlga16smgftw">
+      <w:hyperlink w:history="1" r:id="rId1jpynulsc7szib-jfttwe">
         <w:r>
           <w:rPr>
             <w:rStyle w:val="Hyperlink"/>
@@ -772,7 +772,7 @@
         </w:rPr>
         <w:t xml:space="preserve">•  </w:t>
       </w:r>
-      <w:hyperlink w:history="1" r:id="rIdbu0vuj1azrnd8otofkv9e">
+      <w:hyperlink w:history="1" r:id="rIdatgrzo4l6jmmlw2ekymuk">
         <w:r>
           <w:rPr>
             <w:rStyle w:val="Hyperlink"/>
@@ -802,7 +802,7 @@
         </w:rPr>
         <w:t xml:space="preserve">•  </w:t>
       </w:r>
-      <w:hyperlink w:history="1" r:id="rIdwnctqxc_hm4dftxghsvtv">
+      <w:hyperlink w:history="1" r:id="rId6a0ji2xjkrtetvgjkajh1">
         <w:r>
           <w:rPr>
             <w:rStyle w:val="Hyperlink"/>
@@ -852,7 +852,7 @@
         </w:rPr>
         <w:t xml:space="preserve">•  </w:t>
       </w:r>
-      <w:hyperlink w:history="1" r:id="rIdxtirnefhd1qxndtqszx0u">
+      <w:hyperlink w:history="1" r:id="rIdtjnvy2ybzyzwvqzqurj0k">
         <w:r>
           <w:rPr>
             <w:rStyle w:val="Hyperlink"/>
@@ -882,7 +882,7 @@
         </w:rPr>
         <w:t xml:space="preserve">•  </w:t>
       </w:r>
-      <w:hyperlink w:history="1" r:id="rIdutxoolw021loahj9d1mkh">
+      <w:hyperlink w:history="1" r:id="rIdyxjnkfjrcfgm7yychaccr">
         <w:r>
           <w:rPr>
             <w:rStyle w:val="Hyperlink"/>
@@ -1636,7 +1636,7 @@
         </w:rPr>
         <w:t xml:space="preserve">اگر با ساختار کلی برنامه CNC آشنا نیستید، </w:t>
       </w:r>
-      <w:hyperlink w:history="1" r:id="rIdkdk4ag--yjeln7jkmqzk2">
+      <w:hyperlink w:history="1" r:id="rIddlf6cr4cyil5d5icvxxhn">
         <w:r>
           <w:rPr>
             <w:rStyle w:val="Hyperlink"/>
@@ -2540,7 +2540,7 @@
         </w:rPr>
         <w:t xml:space="preserve">برای آشنایی با اجزای برجک و عملیات تراش، </w:t>
       </w:r>
-      <w:hyperlink w:history="1" r:id="rIdsrw4l__rs5hc0hccic7kr">
+      <w:hyperlink w:history="1" r:id="rIdwxrkd5l6xuxslrelwh3_3">
         <w:r>
           <w:rPr>
             <w:rStyle w:val="Hyperlink"/>
@@ -3765,7 +3765,7 @@
         </w:rPr>
         <w:t xml:space="preserve">کدهای M مرتبط مثل روشن‌کردن اسپیندل و خنک‌کاری را هم در ترتیب درست بنویسید؛ </w:t>
       </w:r>
-      <w:hyperlink w:history="1" r:id="rIdrymodswre1oskdobfby4-">
+      <w:hyperlink w:history="1" r:id="rIdzjnc14kbwsvxaxw6srfb6">
         <w:r>
           <w:rPr>
             <w:rStyle w:val="Hyperlink"/>
@@ -3803,7 +3803,7 @@
         </w:rPr>
         <w:t xml:space="preserve">برای اپراتورها، داشتن برنامه درست و نسخه تأییدشده در کنار دستگاه به همان اندازه صفرگیری درست اهمیت دارد. </w:t>
       </w:r>
-      <w:hyperlink w:history="1" r:id="rIdmtbrwriav3pe2pstl155t">
+      <w:hyperlink w:history="1" r:id="rId59ghvbgjkymra-o5q2-ti">
         <w:r>
           <w:rPr>
             <w:rStyle w:val="Hyperlink"/>
@@ -4113,7 +4113,7 @@
         </w:rPr>
         <w:t xml:space="preserve">یک چک‌لیست ساده صفرگیری، استاندارد کردن شماره‌گذاری آفست‌ها و اجرای اول با احتیاط، بهترین بیمه‌نامه کارگاه در برابر برخورد ابزار و قطعه معیوب است. دفترچه‌های برنامه‌نویسی کنترلر خود را هم می‌توانید در </w:t>
       </w:r>
-      <w:hyperlink w:history="1" r:id="rIdglb9kfhwhbw807trkg9wl">
+      <w:hyperlink w:history="1" r:id="rIdaz1mgjphnmezf38-lakop">
         <w:r>
           <w:rPr>
             <w:rStyle w:val="Hyperlink"/>
